--- a/03_Outputs/final scripts/zh/Module 8/8.3.0-zh.docx
+++ b/03_Outputs/final scripts/zh/Module 8/8.3.0-zh.docx
@@ -16,7 +16,7 @@
     <w:p/>
     <w:p>
       <w:r>
-        <w:t>产业策略同样重要。扩大创新规模需要战略合作伙伴关系——包括创业公司、投资者和政策制定者——并得到支持的政策和混合融资。这一方法在资金缺口和技术障碍阻碍进展的地区尤为关键。</w:t>
+        <w:t>产业策略同样重要。扩大创新规模需要战略合作伙伴关系——包括创业公司、投资者和政策制定者——并依靠支持性政策和混合融资。这一方法在资金缺口和技术障碍阻碍进展的地区尤为关键。</w:t>
       </w:r>
     </w:p>
     <w:p/>
@@ -28,7 +28,7 @@
     <w:p/>
     <w:p>
       <w:r>
-        <w:t>总体而言，本章表明能源转型是集体努力——由政策、创新和包容性行动共同推动。我们今天的选择将决定这场转型是否公平、具有韧性且可持续。现在是将知识转化为行动的时刻。</w:t>
+        <w:t>总体而言，本章表明能源转型是集体努力——由政策、创新和包容性行动共同推动。我们今天的选择将决定这场转型是否公平、具有韧性且可持续。现在正是将知识转化为行动的时刻。</w:t>
       </w:r>
     </w:p>
     <w:sectPr>
